--- a/b1.docx
+++ b/b1.docx
@@ -9,13 +9,7 @@
         </w:rPr>
       </w:pPr>
       <w:r>
-        <w:t>Bư</w:t>
-      </w:r>
-      <w:r>
-        <w:t>ớ</w:t>
-      </w:r>
-      <w:r>
-        <w:t>c 1</w:t>
+        <w:t>Bước 1</w:t>
       </w:r>
     </w:p>
     <w:tbl>
@@ -52,25 +46,7 @@
               <w:rPr>
                 <w:sz w:val="18"/>
               </w:rPr>
-              <w:t>K</w:t>
-            </w:r>
-            <w:r>
-              <w:rPr>
-                <w:sz w:val="18"/>
-              </w:rPr>
-              <w:t>ế</w:t>
-            </w:r>
-            <w:r>
-              <w:rPr>
-                <w:sz w:val="18"/>
-              </w:rPr>
-              <w:t>t qu</w:t>
-            </w:r>
-            <w:r>
-              <w:rPr>
-                <w:sz w:val="18"/>
-              </w:rPr>
-              <w:t>ả</w:t>
+              <w:t>Kết quả</w:t>
             </w:r>
           </w:p>
         </w:tc>
@@ -111,19 +87,7 @@
               <w:rPr>
                 <w:sz w:val="18"/>
               </w:rPr>
-              <w:t>Đ</w:t>
-            </w:r>
-            <w:r>
-              <w:rPr>
-                <w:sz w:val="18"/>
-              </w:rPr>
-              <w:t>ạ</w:t>
-            </w:r>
-            <w:r>
-              <w:rPr>
-                <w:sz w:val="18"/>
-              </w:rPr>
-              <w:t>t</w:t>
+              <w:t>Đạt</w:t>
             </w:r>
           </w:p>
         </w:tc>
@@ -157,19 +121,7 @@
               <w:rPr>
                 <w:sz w:val="18"/>
               </w:rPr>
-              <w:t>N – Not Negotiable / V – Verifiable chưa đ</w:t>
-            </w:r>
-            <w:r>
-              <w:rPr>
-                <w:sz w:val="18"/>
-              </w:rPr>
-              <w:t>ạ</w:t>
-            </w:r>
-            <w:r>
-              <w:rPr>
-                <w:sz w:val="18"/>
-              </w:rPr>
-              <w:t>t</w:t>
+              <w:t>N – Not Negotiable / V – Verifiable chưa đạt</w:t>
             </w:r>
           </w:p>
         </w:tc>
@@ -182,103 +134,7 @@
               <w:rPr>
                 <w:sz w:val="18"/>
               </w:rPr>
-              <w:t>“Đ</w:t>
-            </w:r>
-            <w:r>
-              <w:rPr>
-                <w:sz w:val="18"/>
-              </w:rPr>
-              <w:t>ẹ</w:t>
-            </w:r>
-            <w:r>
-              <w:rPr>
-                <w:sz w:val="18"/>
-              </w:rPr>
-              <w:t>p, d</w:t>
-            </w:r>
-            <w:r>
-              <w:rPr>
-                <w:sz w:val="18"/>
-              </w:rPr>
-              <w:t>ễ</w:t>
-            </w:r>
-            <w:r>
-              <w:rPr>
-                <w:sz w:val="18"/>
-              </w:rPr>
-              <w:t xml:space="preserve"> dùng, hài lòng” còn ch</w:t>
-            </w:r>
-            <w:r>
-              <w:rPr>
-                <w:sz w:val="18"/>
-              </w:rPr>
-              <w:t>ủ</w:t>
-            </w:r>
-            <w:r>
-              <w:rPr>
-                <w:sz w:val="18"/>
-              </w:rPr>
-              <w:t xml:space="preserve"> quan, chưa có tiêu chí th</w:t>
-            </w:r>
-            <w:r>
-              <w:rPr>
-                <w:sz w:val="18"/>
-              </w:rPr>
-              <w:t>ố</w:t>
-            </w:r>
-            <w:r>
-              <w:rPr>
-                <w:sz w:val="18"/>
-              </w:rPr>
-              <w:t>ng nh</w:t>
-            </w:r>
-            <w:r>
-              <w:rPr>
-                <w:sz w:val="18"/>
-              </w:rPr>
-              <w:t>ấ</w:t>
-            </w:r>
-            <w:r>
-              <w:rPr>
-                <w:sz w:val="18"/>
-              </w:rPr>
-              <w:t>t đ</w:t>
-            </w:r>
-            <w:r>
-              <w:rPr>
-                <w:sz w:val="18"/>
-              </w:rPr>
-              <w:t>ể</w:t>
-            </w:r>
-            <w:r>
-              <w:rPr>
-                <w:sz w:val="18"/>
-              </w:rPr>
-              <w:t xml:space="preserve"> ki</w:t>
-            </w:r>
-            <w:r>
-              <w:rPr>
-                <w:sz w:val="18"/>
-              </w:rPr>
-              <w:t>ể</w:t>
-            </w:r>
-            <w:r>
-              <w:rPr>
-                <w:sz w:val="18"/>
-              </w:rPr>
-              <w:t>m th</w:t>
-            </w:r>
-            <w:r>
-              <w:rPr>
-                <w:sz w:val="18"/>
-              </w:rPr>
-              <w:t>ử</w:t>
-            </w:r>
-            <w:r>
-              <w:rPr>
-                <w:sz w:val="18"/>
-              </w:rPr>
-              <w:t>.</w:t>
+              <w:t>“Đẹp, dễ dùng, hài lòng” còn chủ quan, chưa có tiêu chí thống nhất để kiểm thử.</w:t>
             </w:r>
           </w:p>
         </w:tc>
@@ -306,31 +162,7 @@
               <w:rPr>
                 <w:sz w:val="18"/>
               </w:rPr>
-              <w:t>Không đ</w:t>
-            </w:r>
-            <w:r>
-              <w:rPr>
-                <w:sz w:val="18"/>
-              </w:rPr>
-              <w:t>ạ</w:t>
-            </w:r>
-            <w:r>
-              <w:rPr>
-                <w:sz w:val="18"/>
-              </w:rPr>
-              <w:t>t – sai tr</w:t>
-            </w:r>
-            <w:r>
-              <w:rPr>
-                <w:sz w:val="18"/>
-              </w:rPr>
-              <w:t>ọ</w:t>
-            </w:r>
-            <w:r>
-              <w:rPr>
-                <w:sz w:val="18"/>
-              </w:rPr>
-              <w:t>ng tâm User Story</w:t>
+              <w:t>Không đạt – sai trọng tâm User Story</w:t>
             </w:r>
           </w:p>
         </w:tc>
@@ -343,163 +175,7 @@
               <w:rPr>
                 <w:sz w:val="18"/>
               </w:rPr>
-              <w:t>Ch</w:t>
-            </w:r>
-            <w:r>
-              <w:rPr>
-                <w:sz w:val="18"/>
-              </w:rPr>
-              <w:t>ỉ</w:t>
-            </w:r>
-            <w:r>
-              <w:rPr>
-                <w:sz w:val="18"/>
-              </w:rPr>
-              <w:t xml:space="preserve"> đ</w:t>
-            </w:r>
-            <w:r>
-              <w:rPr>
-                <w:sz w:val="18"/>
-              </w:rPr>
-              <w:t>ị</w:t>
-            </w:r>
-            <w:r>
-              <w:rPr>
-                <w:sz w:val="18"/>
-              </w:rPr>
-              <w:t>nh React là gi</w:t>
-            </w:r>
-            <w:r>
-              <w:rPr>
-                <w:sz w:val="18"/>
-              </w:rPr>
-              <w:t>ả</w:t>
-            </w:r>
-            <w:r>
-              <w:rPr>
-                <w:sz w:val="18"/>
-              </w:rPr>
-              <w:t>i pháp k</w:t>
-            </w:r>
-            <w:r>
-              <w:rPr>
-                <w:sz w:val="18"/>
-              </w:rPr>
-              <w:t>ỹ</w:t>
-            </w:r>
-            <w:r>
-              <w:rPr>
-                <w:sz w:val="18"/>
-              </w:rPr>
-              <w:t xml:space="preserve"> thu</w:t>
-            </w:r>
-            <w:r>
-              <w:rPr>
-                <w:sz w:val="18"/>
-              </w:rPr>
-              <w:t>ậ</w:t>
-            </w:r>
-            <w:r>
-              <w:rPr>
-                <w:sz w:val="18"/>
-              </w:rPr>
-              <w:t>t, chưa nêu rõ nhu c</w:t>
-            </w:r>
-            <w:r>
-              <w:rPr>
-                <w:sz w:val="18"/>
-              </w:rPr>
-              <w:t>ầ</w:t>
-            </w:r>
-            <w:r>
-              <w:rPr>
-                <w:sz w:val="18"/>
-              </w:rPr>
-              <w:t>u/ngư</w:t>
-            </w:r>
-            <w:r>
-              <w:rPr>
-                <w:sz w:val="18"/>
-              </w:rPr>
-              <w:t>ờ</w:t>
-            </w:r>
-            <w:r>
-              <w:rPr>
-                <w:sz w:val="18"/>
-              </w:rPr>
-              <w:t>i dùng và giá tr</w:t>
-            </w:r>
-            <w:r>
-              <w:rPr>
-                <w:sz w:val="18"/>
-              </w:rPr>
-              <w:t>ị</w:t>
-            </w:r>
-            <w:r>
-              <w:rPr>
-                <w:sz w:val="18"/>
-              </w:rPr>
-              <w:t xml:space="preserve"> c</w:t>
-            </w:r>
-            <w:r>
-              <w:rPr>
-                <w:sz w:val="18"/>
-              </w:rPr>
-              <w:t>ầ</w:t>
-            </w:r>
-            <w:r>
-              <w:rPr>
-                <w:sz w:val="18"/>
-              </w:rPr>
-              <w:t>n đ</w:t>
-            </w:r>
-            <w:r>
-              <w:rPr>
-                <w:sz w:val="18"/>
-              </w:rPr>
-              <w:t>ạ</w:t>
-            </w:r>
-            <w:r>
-              <w:rPr>
-                <w:sz w:val="18"/>
-              </w:rPr>
-              <w:t>t; có th</w:t>
-            </w:r>
-            <w:r>
-              <w:rPr>
-                <w:sz w:val="18"/>
-              </w:rPr>
-              <w:t>ể</w:t>
-            </w:r>
-            <w:r>
-              <w:rPr>
-                <w:sz w:val="18"/>
-              </w:rPr>
-              <w:t xml:space="preserve"> ghi thành Technical Story n</w:t>
-            </w:r>
-            <w:r>
-              <w:rPr>
-                <w:sz w:val="18"/>
-              </w:rPr>
-              <w:t>ế</w:t>
-            </w:r>
-            <w:r>
-              <w:rPr>
-                <w:sz w:val="18"/>
-              </w:rPr>
-              <w:t>u c</w:t>
-            </w:r>
-            <w:r>
-              <w:rPr>
-                <w:sz w:val="18"/>
-              </w:rPr>
-              <w:t>ầ</w:t>
-            </w:r>
-            <w:r>
-              <w:rPr>
-                <w:sz w:val="18"/>
-              </w:rPr>
-              <w:t>n.</w:t>
+              <w:t>Chỉ định React là giải pháp kỹ thuật, chưa nêu rõ nhu cầu/người dùng và giá trị cần đạt; có thể ghi thành Technical Story nếu cần.</w:t>
             </w:r>
           </w:p>
         </w:tc>
@@ -527,19 +203,7 @@
               <w:rPr>
                 <w:sz w:val="18"/>
               </w:rPr>
-              <w:t>S – Small chưa đ</w:t>
-            </w:r>
-            <w:r>
-              <w:rPr>
-                <w:sz w:val="18"/>
-              </w:rPr>
-              <w:t>ạ</w:t>
-            </w:r>
-            <w:r>
-              <w:rPr>
-                <w:sz w:val="18"/>
-              </w:rPr>
-              <w:t>t; khó E – Estimable</w:t>
+              <w:t>S – Small chưa đạt; khó E – Estimable</w:t>
             </w:r>
           </w:p>
         </w:tc>
@@ -552,127 +216,7 @@
               <w:rPr>
                 <w:sz w:val="18"/>
               </w:rPr>
-              <w:t>G</w:t>
-            </w:r>
-            <w:r>
-              <w:rPr>
-                <w:sz w:val="18"/>
-              </w:rPr>
-              <w:t>ộ</w:t>
-            </w:r>
-            <w:r>
-              <w:rPr>
-                <w:sz w:val="18"/>
-              </w:rPr>
-              <w:t>p nhi</w:t>
-            </w:r>
-            <w:r>
-              <w:rPr>
-                <w:sz w:val="18"/>
-              </w:rPr>
-              <w:t>ề</w:t>
-            </w:r>
-            <w:r>
-              <w:rPr>
-                <w:sz w:val="18"/>
-              </w:rPr>
-              <w:t>u ch</w:t>
-            </w:r>
-            <w:r>
-              <w:rPr>
-                <w:sz w:val="18"/>
-              </w:rPr>
-              <w:t>ứ</w:t>
-            </w:r>
-            <w:r>
-              <w:rPr>
-                <w:sz w:val="18"/>
-              </w:rPr>
-              <w:t>c năng: l</w:t>
-            </w:r>
-            <w:r>
-              <w:rPr>
-                <w:sz w:val="18"/>
-              </w:rPr>
-              <w:t>ọ</w:t>
-            </w:r>
-            <w:r>
-              <w:rPr>
-                <w:sz w:val="18"/>
-              </w:rPr>
-              <w:t>c báo cáo, xu</w:t>
-            </w:r>
-            <w:r>
-              <w:rPr>
-                <w:sz w:val="18"/>
-              </w:rPr>
-              <w:t>ấ</w:t>
-            </w:r>
-            <w:r>
-              <w:rPr>
-                <w:sz w:val="18"/>
-              </w:rPr>
-              <w:t>t Excel và g</w:t>
-            </w:r>
-            <w:r>
-              <w:rPr>
-                <w:sz w:val="18"/>
-              </w:rPr>
-              <w:t>ử</w:t>
-            </w:r>
-            <w:r>
-              <w:rPr>
-                <w:sz w:val="18"/>
-              </w:rPr>
-              <w:t>i email nên quá l</w:t>
-            </w:r>
-            <w:r>
-              <w:rPr>
-                <w:sz w:val="18"/>
-              </w:rPr>
-              <w:t>ớ</w:t>
-            </w:r>
-            <w:r>
-              <w:rPr>
-                <w:sz w:val="18"/>
-              </w:rPr>
-              <w:t>n, khó ư</w:t>
-            </w:r>
-            <w:r>
-              <w:rPr>
-                <w:sz w:val="18"/>
-              </w:rPr>
-              <w:t>ớ</w:t>
-            </w:r>
-            <w:r>
-              <w:rPr>
-                <w:sz w:val="18"/>
-              </w:rPr>
-              <w:t>c lư</w:t>
-            </w:r>
-            <w:r>
-              <w:rPr>
-                <w:sz w:val="18"/>
-              </w:rPr>
-              <w:t>ợ</w:t>
-            </w:r>
-            <w:r>
-              <w:rPr>
-                <w:sz w:val="18"/>
-              </w:rPr>
-              <w:t>ng và xác đ</w:t>
-            </w:r>
-            <w:r>
-              <w:rPr>
-                <w:sz w:val="18"/>
-              </w:rPr>
-              <w:t>ị</w:t>
-            </w:r>
-            <w:r>
-              <w:rPr>
-                <w:sz w:val="18"/>
-              </w:rPr>
-              <w:t>nh hoàn thành.</w:t>
+              <w:t>Gộp nhiều chức năng: lọc báo cáo, xuất Excel và gửi email nên quá lớn, khó ước lượng và xác định hoàn thành.</w:t>
             </w:r>
           </w:p>
         </w:tc>
@@ -685,13 +229,7 @@
         </w:rPr>
       </w:pPr>
       <w:r>
-        <w:t>Bư</w:t>
-      </w:r>
-      <w:r>
-        <w:t>ớ</w:t>
-      </w:r>
-      <w:r>
-        <w:t>c 2</w:t>
+        <w:t>Bước 2</w:t>
       </w:r>
     </w:p>
     <w:p>
@@ -713,145 +251,7 @@
     </w:p>
     <w:p>
       <w:r>
-        <w:t>Là m</w:t>
-      </w:r>
-      <w:r>
-        <w:t>ộ</w:t>
-      </w:r>
-      <w:r>
-        <w:t>t khách hàng, tôi mu</w:t>
-      </w:r>
-      <w:r>
-        <w:t>ố</w:t>
-      </w:r>
-      <w:r>
-        <w:t>n hoàn t</w:t>
-      </w:r>
-      <w:r>
-        <w:t>ấ</w:t>
-      </w:r>
-      <w:r>
-        <w:t>t đ</w:t>
-      </w:r>
-      <w:r>
-        <w:t>ặ</w:t>
-      </w:r>
-      <w:r>
-        <w:t>t món v</w:t>
-      </w:r>
-      <w:r>
-        <w:t>ớ</w:t>
-      </w:r>
-      <w:r>
-        <w:t>i các bư</w:t>
-      </w:r>
-      <w:r>
-        <w:t>ớ</w:t>
-      </w:r>
-      <w:r>
-        <w:t>c và nhãn hư</w:t>
-      </w:r>
-      <w:r>
-        <w:t>ớ</w:t>
-      </w:r>
-      <w:r>
-        <w:t>ng d</w:t>
-      </w:r>
-      <w:r>
-        <w:t>ẫ</w:t>
-      </w:r>
-      <w:r>
-        <w:t>n rõ ràng, đ</w:t>
-      </w:r>
-      <w:r>
-        <w:t>ể</w:t>
-      </w:r>
-      <w:r>
-        <w:t xml:space="preserve"> đ</w:t>
-      </w:r>
-      <w:r>
-        <w:t>ặ</w:t>
-      </w:r>
-      <w:r>
-        <w:t>t món thu</w:t>
-      </w:r>
-      <w:r>
-        <w:t>ậ</w:t>
-      </w:r>
-      <w:r>
-        <w:t>n ti</w:t>
-      </w:r>
-      <w:r>
-        <w:t>ệ</w:t>
-      </w:r>
-      <w:r>
-        <w:t>n. Tiêu chí ch</w:t>
-      </w:r>
-      <w:r>
-        <w:t>ấ</w:t>
-      </w:r>
-      <w:r>
-        <w:t>p nh</w:t>
-      </w:r>
-      <w:r>
-        <w:t>ậ</w:t>
-      </w:r>
-      <w:r>
-        <w:t>n: ngư</w:t>
-      </w:r>
-      <w:r>
-        <w:t>ờ</w:t>
-      </w:r>
-      <w:r>
-        <w:t>i dùng có th</w:t>
-      </w:r>
-      <w:r>
-        <w:t>ể</w:t>
-      </w:r>
-      <w:r>
-        <w:t xml:space="preserve"> ch</w:t>
-      </w:r>
-      <w:r>
-        <w:t>ọ</w:t>
-      </w:r>
-      <w:r>
-        <w:t>n món, nh</w:t>
-      </w:r>
-      <w:r>
-        <w:t>ậ</w:t>
-      </w:r>
-      <w:r>
-        <w:t>p đ</w:t>
-      </w:r>
-      <w:r>
-        <w:t>ị</w:t>
-      </w:r>
-      <w:r>
-        <w:t>a ch</w:t>
-      </w:r>
-      <w:r>
-        <w:t>ỉ</w:t>
-      </w:r>
-      <w:r>
-        <w:t xml:space="preserve"> và xác nh</w:t>
-      </w:r>
-      <w:r>
-        <w:t>ậ</w:t>
-      </w:r>
-      <w:r>
-        <w:t>n đơn trong t</w:t>
-      </w:r>
-      <w:r>
-        <w:t>ố</w:t>
-      </w:r>
-      <w:r>
-        <w:t>i đa 3 bư</w:t>
-      </w:r>
-      <w:r>
-        <w:t>ớ</w:t>
-      </w:r>
-      <w:r>
-        <w:t>c chính.</w:t>
+        <w:t>Là một khách hàng, tôi muốn hoàn tất đặt món với các bước và nhãn hướng dẫn rõ ràng, để đặt món thuận tiện. Tiêu chí chấp nhận: người dùng có thể chọn món, nhập địa chỉ và xác nhận đơn trong tối đa 3 bước chính.</w:t>
       </w:r>
     </w:p>
     <w:p>
@@ -879,19 +279,7 @@
               <w:rPr>
                 <w:sz w:val="18"/>
               </w:rPr>
-              <w:t>C</w:t>
-            </w:r>
-            <w:r>
-              <w:rPr>
-                <w:sz w:val="18"/>
-              </w:rPr>
-              <w:t>ấ</w:t>
-            </w:r>
-            <w:r>
-              <w:rPr>
-                <w:sz w:val="18"/>
-              </w:rPr>
-              <w:t>p</w:t>
+              <w:t>Cấp</w:t>
             </w:r>
           </w:p>
         </w:tc>
@@ -904,19 +292,7 @@
               <w:rPr>
                 <w:sz w:val="18"/>
               </w:rPr>
-              <w:t>N</w:t>
-            </w:r>
-            <w:r>
-              <w:rPr>
-                <w:sz w:val="18"/>
-              </w:rPr>
-              <w:t>ộ</w:t>
-            </w:r>
-            <w:r>
-              <w:rPr>
-                <w:sz w:val="18"/>
-              </w:rPr>
-              <w:t>i dung</w:t>
+              <w:t>Nội dung</w:t>
             </w:r>
           </w:p>
         </w:tc>
@@ -944,19 +320,7 @@
               <w:rPr>
                 <w:sz w:val="18"/>
               </w:rPr>
-              <w:t>Qu</w:t>
-            </w:r>
-            <w:r>
-              <w:rPr>
-                <w:sz w:val="18"/>
-              </w:rPr>
-              <w:t>ả</w:t>
-            </w:r>
-            <w:r>
-              <w:rPr>
-                <w:sz w:val="18"/>
-              </w:rPr>
-              <w:t>n lý và theo dõi doanh thu FoodNow</w:t>
+              <w:t>Quản lý và theo dõi doanh thu FoodNow</w:t>
             </w:r>
           </w:p>
         </w:tc>
@@ -1012,67 +376,7 @@
               <w:rPr>
                 <w:sz w:val="18"/>
               </w:rPr>
-              <w:t>Là m</w:t>
-            </w:r>
-            <w:r>
-              <w:rPr>
-                <w:sz w:val="18"/>
-              </w:rPr>
-              <w:t>ộ</w:t>
-            </w:r>
-            <w:r>
-              <w:rPr>
-                <w:sz w:val="18"/>
-              </w:rPr>
-              <w:t>t admin, tôi mu</w:t>
-            </w:r>
-            <w:r>
-              <w:rPr>
-                <w:sz w:val="18"/>
-              </w:rPr>
-              <w:t>ố</w:t>
-            </w:r>
-            <w:r>
-              <w:rPr>
-                <w:sz w:val="18"/>
-              </w:rPr>
-              <w:t>n xem doanh thu theo ngày, tu</w:t>
-            </w:r>
-            <w:r>
-              <w:rPr>
-                <w:sz w:val="18"/>
-              </w:rPr>
-              <w:t>ầ</w:t>
-            </w:r>
-            <w:r>
-              <w:rPr>
-                <w:sz w:val="18"/>
-              </w:rPr>
-              <w:t>n ho</w:t>
-            </w:r>
-            <w:r>
-              <w:rPr>
-                <w:sz w:val="18"/>
-              </w:rPr>
-              <w:t>ặ</w:t>
-            </w:r>
-            <w:r>
-              <w:rPr>
-                <w:sz w:val="18"/>
-              </w:rPr>
-              <w:t>c tháng, đ</w:t>
-            </w:r>
-            <w:r>
-              <w:rPr>
-                <w:sz w:val="18"/>
-              </w:rPr>
-              <w:t>ể</w:t>
-            </w:r>
-            <w:r>
-              <w:rPr>
-                <w:sz w:val="18"/>
-              </w:rPr>
-              <w:t xml:space="preserve"> theo dõi tình hình kinh doanh.</w:t>
+              <w:t>Là một admin, tôi muốn xem doanh thu theo ngày, tuần hoặc tháng, để theo dõi tình hình kinh doanh.</w:t>
             </w:r>
           </w:p>
         </w:tc>
@@ -1100,103 +404,7 @@
               <w:rPr>
                 <w:sz w:val="18"/>
               </w:rPr>
-              <w:t>Là m</w:t>
-            </w:r>
-            <w:r>
-              <w:rPr>
-                <w:sz w:val="18"/>
-              </w:rPr>
-              <w:t>ộ</w:t>
-            </w:r>
-            <w:r>
-              <w:rPr>
-                <w:sz w:val="18"/>
-              </w:rPr>
-              <w:t>t admin, tôi mu</w:t>
-            </w:r>
-            <w:r>
-              <w:rPr>
-                <w:sz w:val="18"/>
-              </w:rPr>
-              <w:t>ố</w:t>
-            </w:r>
-            <w:r>
-              <w:rPr>
-                <w:sz w:val="18"/>
-              </w:rPr>
-              <w:t>n xu</w:t>
-            </w:r>
-            <w:r>
-              <w:rPr>
-                <w:sz w:val="18"/>
-              </w:rPr>
-              <w:t>ấ</w:t>
-            </w:r>
-            <w:r>
-              <w:rPr>
-                <w:sz w:val="18"/>
-              </w:rPr>
-              <w:t>t báo cáo doanh thu ra Excel, đ</w:t>
-            </w:r>
-            <w:r>
-              <w:rPr>
-                <w:sz w:val="18"/>
-              </w:rPr>
-              <w:t>ể</w:t>
-            </w:r>
-            <w:r>
-              <w:rPr>
-                <w:sz w:val="18"/>
-              </w:rPr>
-              <w:t xml:space="preserve"> lưu tr</w:t>
-            </w:r>
-            <w:r>
-              <w:rPr>
-                <w:sz w:val="18"/>
-              </w:rPr>
-              <w:t>ữ</w:t>
-            </w:r>
-            <w:r>
-              <w:rPr>
-                <w:sz w:val="18"/>
-              </w:rPr>
-              <w:t xml:space="preserve"> và chia s</w:t>
-            </w:r>
-            <w:r>
-              <w:rPr>
-                <w:sz w:val="18"/>
-              </w:rPr>
-              <w:t>ẻ</w:t>
-            </w:r>
-            <w:r>
-              <w:rPr>
-                <w:sz w:val="18"/>
-              </w:rPr>
-              <w:t xml:space="preserve"> d</w:t>
-            </w:r>
-            <w:r>
-              <w:rPr>
-                <w:sz w:val="18"/>
-              </w:rPr>
-              <w:t>ữ</w:t>
-            </w:r>
-            <w:r>
-              <w:rPr>
-                <w:sz w:val="18"/>
-              </w:rPr>
-              <w:t xml:space="preserve"> li</w:t>
-            </w:r>
-            <w:r>
-              <w:rPr>
-                <w:sz w:val="18"/>
-              </w:rPr>
-              <w:t>ệ</w:t>
-            </w:r>
-            <w:r>
-              <w:rPr>
-                <w:sz w:val="18"/>
-              </w:rPr>
-              <w:t>u.</w:t>
+              <w:t>Là một admin, tôi muốn xuất báo cáo doanh thu ra Excel, để lưu trữ và chia sẻ dữ liệu.</w:t>
             </w:r>
           </w:p>
         </w:tc>
@@ -1204,13 +412,7 @@
     </w:tbl>
     <w:p>
       <w:r>
-        <w:t>Bư</w:t>
-      </w:r>
-      <w:r>
-        <w:t>ớ</w:t>
-      </w:r>
-      <w:r>
-        <w:t>c 3</w:t>
+        <w:t>Bước 3</w:t>
       </w:r>
     </w:p>
     <w:p>
@@ -1220,34 +422,7 @@
         </w:rPr>
       </w:pPr>
       <w:r>
-        <w:t>Th</w:t>
-      </w:r>
-      <w:r>
-        <w:t>ứ</w:t>
-      </w:r>
-      <w:r>
-        <w:t xml:space="preserve"> t</w:t>
-      </w:r>
-      <w:r>
-        <w:t>ự</w:t>
-      </w:r>
-      <w:r>
-        <w:t xml:space="preserve"> ưu tiên đ</w:t>
-      </w:r>
-      <w:r>
-        <w:t>ề</w:t>
-      </w:r>
-      <w:r>
-        <w:t xml:space="preserve"> xu</w:t>
-      </w:r>
-      <w:r>
-        <w:t>ấ</w:t>
-      </w:r>
-      <w:r>
-        <w:t>t</w:t>
-      </w:r>
-      <w:r>
-        <w:t>:</w:t>
+        <w:t>Thứ tự ưu tiên đề xuất:</w:t>
       </w:r>
     </w:p>
     <w:p>
@@ -1257,55 +432,7 @@
         </w:rPr>
       </w:pPr>
       <w:r>
-        <w:t>1. US1 – L</w:t>
-      </w:r>
-      <w:r>
-        <w:t>ọ</w:t>
-      </w:r>
-      <w:r>
-        <w:t>c nhà hàng theo lo</w:t>
-      </w:r>
-      <w:r>
-        <w:t>ạ</w:t>
-      </w:r>
-      <w:r>
-        <w:t>i món: h</w:t>
-      </w:r>
-      <w:r>
-        <w:t>ỗ</w:t>
-      </w:r>
-      <w:r>
-        <w:t xml:space="preserve"> tr</w:t>
-      </w:r>
-      <w:r>
-        <w:t>ợ</w:t>
-      </w:r>
-      <w:r>
-        <w:t xml:space="preserve"> tr</w:t>
-      </w:r>
-      <w:r>
-        <w:t>ự</w:t>
-      </w:r>
-      <w:r>
-        <w:t>c ti</w:t>
-      </w:r>
-      <w:r>
-        <w:t>ế</w:t>
-      </w:r>
-      <w:r>
-        <w:t>p vi</w:t>
-      </w:r>
-      <w:r>
-        <w:t>ệ</w:t>
-      </w:r>
-      <w:r>
-        <w:t>c tìm món và đ</w:t>
-      </w:r>
-      <w:r>
-        <w:t>ặ</w:t>
-      </w:r>
-      <w:r>
-        <w:t>t hàng</w:t>
+        <w:t>1. US1 – Lọc nhà hàng theo loại món: hỗ trợ trực tiếp việc tìm món và đặt hàng</w:t>
       </w:r>
     </w:p>
     <w:p>
@@ -1315,79 +442,7 @@
         </w:rPr>
       </w:pPr>
       <w:r>
-        <w:t>2. US2 đã s</w:t>
-      </w:r>
-      <w:r>
-        <w:t>ử</w:t>
-      </w:r>
-      <w:r>
-        <w:t>a – Hoàn t</w:t>
-      </w:r>
-      <w:r>
-        <w:t>ấ</w:t>
-      </w:r>
-      <w:r>
-        <w:t>t đ</w:t>
-      </w:r>
-      <w:r>
-        <w:t>ặ</w:t>
-      </w:r>
-      <w:r>
-        <w:t>t món thu</w:t>
-      </w:r>
-      <w:r>
-        <w:t>ậ</w:t>
-      </w:r>
-      <w:r>
-        <w:t>n ti</w:t>
-      </w:r>
-      <w:r>
-        <w:t>ệ</w:t>
-      </w:r>
-      <w:r>
-        <w:t>n: c</w:t>
-      </w:r>
-      <w:r>
-        <w:t>ả</w:t>
-      </w:r>
-      <w:r>
-        <w:t>i thi</w:t>
-      </w:r>
-      <w:r>
-        <w:t>ệ</w:t>
-      </w:r>
-      <w:r>
-        <w:t>n tr</w:t>
-      </w:r>
-      <w:r>
-        <w:t>ả</w:t>
-      </w:r>
-      <w:r>
-        <w:t>i nghi</w:t>
-      </w:r>
-      <w:r>
-        <w:t>ệ</w:t>
-      </w:r>
-      <w:r>
-        <w:t>m và gi</w:t>
-      </w:r>
-      <w:r>
-        <w:t>ả</w:t>
-      </w:r>
-      <w:r>
-        <w:t>m tr</w:t>
-      </w:r>
-      <w:r>
-        <w:t>ở</w:t>
-      </w:r>
-      <w:r>
-        <w:t xml:space="preserve"> ng</w:t>
-      </w:r>
-      <w:r>
-        <w:t>ạ</w:t>
-      </w:r>
-      <w:r>
-        <w:t>i khi mua</w:t>
+        <w:t>2. US2 đã sửa – Hoàn tất đặt món thuận tiện: cải thiện trải nghiệm và giảm trở ngại khi mua</w:t>
       </w:r>
     </w:p>
     <w:p>
@@ -1397,43 +452,12 @@
         </w:rPr>
       </w:pPr>
       <w:r>
-        <w:t>3. Story xem doanh thu theo ngày/tu</w:t>
+        <w:t>3. Story xem doanh thu theo ngày/tuần/tháng: cung cấp dữ liệu cốt lõi cho quản lý</w:t>
       </w:r>
+    </w:p>
+    <w:p>
       <w:r>
-        <w:t>ầ</w:t>
-      </w:r>
-      <w:r>
-        <w:t>n/tháng: cung c</w:t>
-      </w:r>
-      <w:r>
-        <w:t>ấ</w:t>
-      </w:r>
-      <w:r>
-        <w:t>p d</w:t>
-      </w:r>
-      <w:r>
-        <w:t>ữ</w:t>
-      </w:r>
-      <w:r>
-        <w:t xml:space="preserve"> li</w:t>
-      </w:r>
-      <w:r>
-        <w:t>ệ</w:t>
-      </w:r>
-      <w:r>
-        <w:t>u c</w:t>
-      </w:r>
-      <w:r>
-        <w:t>ố</w:t>
-      </w:r>
-      <w:r>
-        <w:t>t lõi cho qu</w:t>
-      </w:r>
-      <w:r>
-        <w:t>ả</w:t>
-      </w:r>
-      <w:r>
-        <w:t>n lý</w:t>
+        <w:t>4. Story xuất báo cáo Excel: hữu ích nhưng có thể thực hiện sau khi báo cáo đã có</w:t>
       </w:r>
     </w:p>
     <w:p>
@@ -1443,37 +467,85 @@
         </w:rPr>
       </w:pPr>
       <w:r>
-        <w:t>4. Story xu</w:t>
+        <w:rPr>
+          <w:lang w:val="vi-VN"/>
+        </w:rPr>
+        <w:lastRenderedPageBreak/>
+        <w:drawing>
+          <wp:inline distT="0" distB="0" distL="0" distR="0" wp14:anchorId="30D037FC" wp14:editId="250B7458">
+            <wp:extent cx="6400800" cy="3292475"/>
+            <wp:effectExtent l="0" t="0" r="0" b="3175"/>
+            <wp:docPr id="859166925" name="Hình ảnh 1"/>
+            <wp:cNvGraphicFramePr>
+              <a:graphicFrameLocks xmlns:a="http://schemas.openxmlformats.org/drawingml/2006/main" noChangeAspect="1"/>
+            </wp:cNvGraphicFramePr>
+            <a:graphic xmlns:a="http://schemas.openxmlformats.org/drawingml/2006/main">
+              <a:graphicData uri="http://schemas.openxmlformats.org/drawingml/2006/picture">
+                <pic:pic xmlns:pic="http://schemas.openxmlformats.org/drawingml/2006/picture">
+                  <pic:nvPicPr>
+                    <pic:cNvPr id="859166925" name=""/>
+                    <pic:cNvPicPr/>
+                  </pic:nvPicPr>
+                  <pic:blipFill>
+                    <a:blip r:embed="rId6"/>
+                    <a:stretch>
+                      <a:fillRect/>
+                    </a:stretch>
+                  </pic:blipFill>
+                  <pic:spPr>
+                    <a:xfrm>
+                      <a:off x="0" y="0"/>
+                      <a:ext cx="6400800" cy="3292475"/>
+                    </a:xfrm>
+                    <a:prstGeom prst="rect">
+                      <a:avLst/>
+                    </a:prstGeom>
+                  </pic:spPr>
+                </pic:pic>
+              </a:graphicData>
+            </a:graphic>
+          </wp:inline>
+        </w:drawing>
       </w:r>
       <w:r>
-        <w:t>ấ</w:t>
-      </w:r>
-      <w:r>
-        <w:t>t báo cáo Excel: h</w:t>
-      </w:r>
-      <w:r>
-        <w:t>ữ</w:t>
-      </w:r>
-      <w:r>
-        <w:t>u ích nhưng có th</w:t>
-      </w:r>
-      <w:r>
-        <w:t>ể</w:t>
-      </w:r>
-      <w:r>
-        <w:t xml:space="preserve"> th</w:t>
-      </w:r>
-      <w:r>
-        <w:t>ự</w:t>
-      </w:r>
-      <w:r>
-        <w:t>c hi</w:t>
-      </w:r>
-      <w:r>
-        <w:t>ệ</w:t>
-      </w:r>
-      <w:r>
-        <w:t>n sau khi báo cáo đã có</w:t>
+        <w:rPr>
+          <w:lang w:val="vi-VN"/>
+        </w:rPr>
+        <w:drawing>
+          <wp:inline distT="0" distB="0" distL="0" distR="0" wp14:anchorId="64E8E431" wp14:editId="0B024390">
+            <wp:extent cx="6400800" cy="3103880"/>
+            <wp:effectExtent l="0" t="0" r="0" b="1270"/>
+            <wp:docPr id="1045497961" name="Hình ảnh 1"/>
+            <wp:cNvGraphicFramePr>
+              <a:graphicFrameLocks xmlns:a="http://schemas.openxmlformats.org/drawingml/2006/main" noChangeAspect="1"/>
+            </wp:cNvGraphicFramePr>
+            <a:graphic xmlns:a="http://schemas.openxmlformats.org/drawingml/2006/main">
+              <a:graphicData uri="http://schemas.openxmlformats.org/drawingml/2006/picture">
+                <pic:pic xmlns:pic="http://schemas.openxmlformats.org/drawingml/2006/picture">
+                  <pic:nvPicPr>
+                    <pic:cNvPr id="1045497961" name=""/>
+                    <pic:cNvPicPr/>
+                  </pic:nvPicPr>
+                  <pic:blipFill>
+                    <a:blip r:embed="rId7"/>
+                    <a:stretch>
+                      <a:fillRect/>
+                    </a:stretch>
+                  </pic:blipFill>
+                  <pic:spPr>
+                    <a:xfrm>
+                      <a:off x="0" y="0"/>
+                      <a:ext cx="6400800" cy="3103880"/>
+                    </a:xfrm>
+                    <a:prstGeom prst="rect">
+                      <a:avLst/>
+                    </a:prstGeom>
+                  </pic:spPr>
+                </pic:pic>
+              </a:graphicData>
+            </a:graphic>
+          </wp:inline>
+        </w:drawing>
       </w:r>
     </w:p>
     <w:sectPr>
